--- a/acts-sermons/docx/53_2027-10-17_두려워하지말며침묵하지말라_행18장1-17절.docx
+++ b/acts-sermons/docx/53_2027-10-17_두려워하지말며침묵하지말라_행18장1-17절.docx
@@ -356,33 +356,33 @@
           <w:sz w:val="24"/>
           <w:szCs w:val="24"/>
         </w:rPr>
-        <w:t xml:space="preserve">구약의 선지자 아모스는 자신을 이렇게 소개합니다. “나는 선지자가 아니며 선지자의 아들도 아니라 나는 목자요 뽕나무를 재배하는 자로서 양 떼를 따를 때에 여호와께서 나를 데려다가 내 양 백성 이스라엘에게 가서 예언하라 하셨나니”(암 7:14-15).</w:t>
-      </w:r>
-    </w:p>
-    <w:p>
-      <w:pPr>
-        <w:spacing w:after="160" w:line="360"/>
-      </w:pPr>
-      <w:r>
-        <w:rPr>
-          <w:rFonts w:ascii="맑은 고딕" w:cs="맑은 고딕" w:eastAsia="맑은 고딕" w:hAnsi="맑은 고딕"/>
-          <w:sz w:val="24"/>
-          <w:szCs w:val="24"/>
-        </w:rPr>
-        <w:t xml:space="preserve">아모스는 남유다 드고아라는 작은 마을 출신이었습니다. 그는 선지자 학교를 나온 사람도 아니고, 왕궁에서 일하던 사람도 아니었습니다. 그는 양을 치고 뽕나무를 가꾸던 평범한 일꾼이었습니다. 그런 그를 하나님은 북이스라엘의 벧엘로 보내셨습니다. 그곳은 왕의 성소가 있는 곳이었습니다. 제사장 아마샤는 아모스에게 유다 땅으로 돌아가라고, 이곳에서 다시는 예언하지 말라고 위협했습니다.</w:t>
-      </w:r>
-    </w:p>
-    <w:p>
-      <w:pPr>
-        <w:spacing w:after="160" w:line="360"/>
-      </w:pPr>
-      <w:r>
-        <w:rPr>
-          <w:rFonts w:ascii="맑은 고딕" w:cs="맑은 고딕" w:eastAsia="맑은 고딕" w:hAnsi="맑은 고딕"/>
-          <w:sz w:val="24"/>
-          <w:szCs w:val="24"/>
-        </w:rPr>
-        <w:t xml:space="preserve">그러나 아모스는 침묵하지 않았습니다. 그는 부자들의 사치와 가난한 자에 대한 억압, 형식뿐인 예배를 향해 하나님의 말씀을 선포했습니다. “오직 정의를 물 같이, 공의를 마르지 않는 강 같이 흐르게 할지어다”(암 5:24). 하나님은 평범한 일터에서 일하던 사람을 부르셔서 담대한 증인으로 세우셨습니다. 하나님의 말씀을 전하는 일은 특별한 사람만의 일이 아닙니다.</w:t>
+        <w:t xml:space="preserve">열왕기하 6장 앞부분에는 선지자의 제자들이 엘리사에게 찾아와 의논하는 장면이 나옵니다. 함께 사는 곳이 너무 좁으니 요단으로 가서 각각 재목 하나씩을 가져다가 살 곳을 짓자는 것이었습니다. 엘리사는 허락했고, 한 제자가 선생님도 함께 가 달라고 청하자 엘리사도 함께 갔습니다. 하나님의 말씀을 배우던 사람들이 이번에는 나무를 베는 일꾼이 되었습니다.</w:t>
+      </w:r>
+    </w:p>
+    <w:p>
+      <w:pPr>
+        <w:spacing w:after="160" w:line="360"/>
+      </w:pPr>
+      <w:r>
+        <w:rPr>
+          <w:rFonts w:ascii="맑은 고딕" w:cs="맑은 고딕" w:eastAsia="맑은 고딕" w:hAnsi="맑은 고딕"/>
+          <w:sz w:val="24"/>
+          <w:szCs w:val="24"/>
+        </w:rPr>
+        <w:t xml:space="preserve">그런데 한 사람이 나무를 베다가 쇠도끼가 물에 빠졌습니다. 그는 외쳤습니다. 아아, 내 주여 이는 빌려 온 것이니이다. 가난한 제자에게 빌린 도끼를 잃는 것은 작은 일이 아니었습니다. 엘리사가 어디 빠졌느냐고 묻고, 나뭇가지를 베어 그곳에 던지자 쇠도끼가 떠올랐습니다. 그는 손을 내밀어 그것을 집었습니다(왕하 6:5-7).</w:t>
+      </w:r>
+    </w:p>
+    <w:p>
+      <w:pPr>
+        <w:spacing w:after="160" w:line="360"/>
+      </w:pPr>
+      <w:r>
+        <w:rPr>
+          <w:rFonts w:ascii="맑은 고딕" w:cs="맑은 고딕" w:eastAsia="맑은 고딕" w:hAnsi="맑은 고딕"/>
+          <w:sz w:val="24"/>
+          <w:szCs w:val="24"/>
+        </w:rPr>
+        <w:t xml:space="preserve">이 이야기는 크고 화려한 기적이 아닙니다. 그러나 하나님께서 평범한 일터의 땀과 걱정까지 돌보신다는 사실을 보여 줍니다. 그리고 하나님의 사람들은 함께 재목을 나르며 서로의 동역자가 되었습니다. 바울도 고린도에서 아굴라와 브리스길라와 함께 천막을 만들며 생계를 이었습니다. 하나님은 일터의 땀과 동역자들의 손을 통해 복음을 전진시키십니다. 하나님의 말씀을 전하는 일은 특별한 사람만의 일이 아닙니다.</w:t>
       </w:r>
     </w:p>
     <w:p>
@@ -699,33 +699,33 @@
           <w:sz w:val="24"/>
           <w:szCs w:val="24"/>
         </w:rPr>
-        <w:t xml:space="preserve">열왕기하 6장에서 아람 왕은 이스라엘을 치려 할 때마다 자기의 작전이 새어 나가는 것에 분노했습니다. 선지자 엘리사가 하나님의 계시로 그 계획을 이스라엘 왕에게 알려 주었기 때문입니다. 아람 왕은 엘리사가 도단에 있다는 말을 듣고, 밤에 말과 병거와 많은 군사를 보내 그 성을 에워쌌습니다.</w:t>
-      </w:r>
-    </w:p>
-    <w:p>
-      <w:pPr>
-        <w:spacing w:after="160" w:line="360"/>
-      </w:pPr>
-      <w:r>
-        <w:rPr>
-          <w:rFonts w:ascii="맑은 고딕" w:cs="맑은 고딕" w:eastAsia="맑은 고딕" w:hAnsi="맑은 고딕"/>
-          <w:sz w:val="24"/>
-          <w:szCs w:val="24"/>
-        </w:rPr>
-        <w:t xml:space="preserve">아침 일찍 일어난 엘리사의 사환은 성을 둘러싼 군대를 보고 두려워 외쳤습니다. “아아, 내 주여 우리가 어찌하리이까.” 그때 엘리사는 차분하게 대답했습니다. “두려워하지 말라 우리와 함께 한 자가 그들과 함께 한 자보다 많으니라”(왕하 6:16). 그리고 기도했습니다. “여호와여 원하건대 그의 눈을 열어서 보게 하옵소서.”</w:t>
-      </w:r>
-    </w:p>
-    <w:p>
-      <w:pPr>
-        <w:spacing w:after="160" w:line="360"/>
-      </w:pPr>
-      <w:r>
-        <w:rPr>
-          <w:rFonts w:ascii="맑은 고딕" w:cs="맑은 고딕" w:eastAsia="맑은 고딕" w:hAnsi="맑은 고딕"/>
-          <w:sz w:val="24"/>
-          <w:szCs w:val="24"/>
-        </w:rPr>
-        <w:t xml:space="preserve">여호와께서 그 청년의 눈을 여시자, 그는 불말과 불병거가 산에 가득하여 엘리사를 둘러싸고 있는 것을 보았습니다(왕하 6:17). 눈에 보이는 적은 많았지만, 눈에 보이지 않는 하나님의 군대는 더 많았습니다. 바울도 고린도에서 눈에 보이는 대적들만 보았습니다. 그러나 주님은 그에게 눈에 보이지 않는 사실을 알려 주셨습니다. 이 성중에 내 백성이 많다. 믿음은 보이지 않는 하나님의 사실을 보는 눈입니다.</w:t>
+        <w:t xml:space="preserve">마태복음 14장에서 예수님은 오병이어의 기적 후 제자들을 재촉하여 배를 타고 먼저 건너편으로 가게 하셨습니다. 밤이 깊어 배는 바다 한가운데서 거센 바람과 물결에 시달렸습니다. 밤 사경, 새벽이 가까운 시간에 예수님께서 바다 위로 걸어서 제자들에게 오셨습니다. 제자들은 유령이라며 무서워 소리를 질렀습니다.</w:t>
+      </w:r>
+    </w:p>
+    <w:p>
+      <w:pPr>
+        <w:spacing w:after="160" w:line="360"/>
+      </w:pPr>
+      <w:r>
+        <w:rPr>
+          <w:rFonts w:ascii="맑은 고딕" w:cs="맑은 고딕" w:eastAsia="맑은 고딕" w:hAnsi="맑은 고딕"/>
+          <w:sz w:val="24"/>
+          <w:szCs w:val="24"/>
+        </w:rPr>
+        <w:t xml:space="preserve">그때 예수님께서 곧 말씀하셨습니다. “안심하라 나니 두려워하지 말라”(마 14:27). 베드로는 주님의 오라는 말씀을 따라 배에서 내려 물 위로 걸어 예수님께 갔습니다. 그러나 바람을 보고 무서워 물에 빠져 갔습니다. 그가 소리쳤습니다. “주여 나를 구원하소서.” 예수님은 즉시 손을 내밀어 그를 붙잡으셨습니다(마 14:30-31).</w:t>
+      </w:r>
+    </w:p>
+    <w:p>
+      <w:pPr>
+        <w:spacing w:after="160" w:line="360"/>
+      </w:pPr>
+      <w:r>
+        <w:rPr>
+          <w:rFonts w:ascii="맑은 고딕" w:cs="맑은 고딕" w:eastAsia="맑은 고딕" w:hAnsi="맑은 고딕"/>
+          <w:sz w:val="24"/>
+          <w:szCs w:val="24"/>
+        </w:rPr>
+        <w:t xml:space="preserve">두려움은 바람을 볼 때 찾아왔습니다. 그러나 그 바람 속에서도 주님은 이미 곁에 계셨습니다. 바울도 고린도에서 반대와 비방의 바람만 보았을 것입니다. 그런 그에게 주님은 밤에 환상 가운데 말씀하셨습니다. 두려워하지 말며 침묵하지 말고 말하라, 내가 너와 함께 있다, 이 성중에 내 백성이 많다. 눈에 보이는 것은 바람이었지만, 보이지 않는 사실은 주님의 함께하심과 이미 예비하신 백성이었습니다. 믿음은 바람이 아니라 주님을 바라보는 눈입니다.</w:t>
       </w:r>
     </w:p>
     <w:p>
@@ -1042,33 +1042,33 @@
           <w:sz w:val="24"/>
           <w:szCs w:val="24"/>
         </w:rPr>
-        <w:t xml:space="preserve">에스더서에는 하나님의 이름이 한 번도 나오지 않습니다. 그러나 하나님의 섭리가 가장 선명하게 드러나는 책 가운데 하나입니다. 페르시아의 총리 하만은 모르드개 한 사람에 대한 분노로 모든 유대인을 죽이려는 계획을 세웠습니다. 그리고 모르드개를 매달 높이 오십 규빗의 나무까지 세웠습니다.</w:t>
-      </w:r>
-    </w:p>
-    <w:p>
-      <w:pPr>
-        <w:spacing w:after="160" w:line="360"/>
-      </w:pPr>
-      <w:r>
-        <w:rPr>
-          <w:rFonts w:ascii="맑은 고딕" w:cs="맑은 고딕" w:eastAsia="맑은 고딕" w:hAnsi="맑은 고딕"/>
-          <w:sz w:val="24"/>
-          <w:szCs w:val="24"/>
-        </w:rPr>
-        <w:t xml:space="preserve">그런데 에스더 6장 1절은 이렇게 시작합니다. “그 날 밤에 왕이 잠이 오지 아니하므로.” 아하수에로 왕은 잠이 오지 않아 궁중 일기를 읽게 했습니다. 그런데 하필 그 기록 가운데 모르드개가 왕을 암살하려던 음모를 고발하여 왕의 목숨을 구한 일이 있었습니다. 왕은 모르드개가 아무 상도 받지 못했다는 사실을 알게 되었습니다.</w:t>
-      </w:r>
-    </w:p>
-    <w:p>
-      <w:pPr>
-        <w:spacing w:after="160" w:line="360"/>
-      </w:pPr>
-      <w:r>
-        <w:rPr>
-          <w:rFonts w:ascii="맑은 고딕" w:cs="맑은 고딕" w:eastAsia="맑은 고딕" w:hAnsi="맑은 고딕"/>
-          <w:sz w:val="24"/>
-          <w:szCs w:val="24"/>
-        </w:rPr>
-        <w:t xml:space="preserve">바로 그 다음 날 아침, 하만은 모르드개를 매달자고 청하러 왔다가, 오히려 모르드개를 왕의 옷과 말로 높이는 일을 맡게 되었습니다. 왕의 불면증, 우연히 펼쳐진 기록, 하만의 타이밍. 이 모든 것은 우연처럼 보이지만, 하나님의 섭리의 손길이었습니다. 이방 왕의 잠 못 이루는 밤까지 사용하시는 하나님께서 갈리오의 무관심한 판결까지 사용하셨습니다.</w:t>
+        <w:t xml:space="preserve">열왕기상 12장에서 솔로몬이 죽은 뒤 그의 아들 르호보암이 왕이 되었습니다. 백성은 세겜에 모여 왕에게 요청했습니다. 솔로몬 시대의 무거운 멍에를 가볍게 해 주면 왕을 섬기겠다는 것이었습니다. 솔로몬을 섬기던 노인들은 백성의 말을 들어 주라고 조언했습니다. 그러나 르호보암은 함께 자란 젊은 신하들의 말을 따랐습니다.</w:t>
+      </w:r>
+    </w:p>
+    <w:p>
+      <w:pPr>
+        <w:spacing w:after="160" w:line="360"/>
+      </w:pPr>
+      <w:r>
+        <w:rPr>
+          <w:rFonts w:ascii="맑은 고딕" w:cs="맑은 고딕" w:eastAsia="맑은 고딕" w:hAnsi="맑은 고딕"/>
+          <w:sz w:val="24"/>
+          <w:szCs w:val="24"/>
+        </w:rPr>
+        <w:t xml:space="preserve">그는 백성에게 내 아버지는 채찍으로 너희를 징계하였으나 나는 전갈로 너희를 징계하리라고 거칠게 대답했습니다(왕상 12:14). 그 결과 북쪽 열 지파가 떨어져 나가 여로보암을 왕으로 세웠습니다. 사람의 눈으로 보면 한 젊은 왕의 교만하고 어리석은 결정이 나라를 둘로 쪼갠 사건이었습니다.</w:t>
+      </w:r>
+    </w:p>
+    <w:p>
+      <w:pPr>
+        <w:spacing w:after="160" w:line="360"/>
+      </w:pPr>
+      <w:r>
+        <w:rPr>
+          <w:rFonts w:ascii="맑은 고딕" w:cs="맑은 고딕" w:eastAsia="맑은 고딕" w:hAnsi="맑은 고딕"/>
+          <w:sz w:val="24"/>
+          <w:szCs w:val="24"/>
+        </w:rPr>
+        <w:t xml:space="preserve">그런데 성경은 그 장면에 놀라운 해석을 덧붙입니다. 왕이 백성의 말을 듣지 아니한 것은 여호와께로 말미암아 일어난 일이었다는 것입니다. 하나님께서 선지자 아히야를 통해 하신 말씀을 이루시려는 것이었습니다(왕상 12:15). 또 르호보암이 군대를 모아 북쪽과 싸우려 할 때 하나님은 하나님의 사람 스마야를 보내 싸우지 말라고 하셨고, 형제끼리의 피 흘림을 막으셨습니다(왕상 12:22-24). 사람의 어리석은 결정조차 하나님의 섭리 밖에 있지 않습니다. 고린도 총독 갈리오의 무관심한 판결도 마찬가지였습니다. 하나님은 그 판결까지 사용하셔서 바울이 그 도시에 더 머물며 말씀을 가르치게 하셨습니다.</w:t>
       </w:r>
     </w:p>
     <w:p>

--- a/acts-sermons/docx/53_2027-10-17_두려워하지말며침묵하지말라_행18장1-17절.docx
+++ b/acts-sermons/docx/53_2027-10-17_두려워하지말며침묵하지말라_행18장1-17절.docx
@@ -1119,7 +1119,7 @@
           <w:sz w:val="24"/>
           <w:szCs w:val="24"/>
         </w:rPr>
-        <w:t xml:space="preserve">투병 기간 동안 그는 훗날 미국 공중보건국장이 된 에버렛 쿱 박사와 함께 『인류는 어떻게 될 것인가?』라는 책과 영상 시리즈를 만들어 낙태와 안락사 등 생명의 존엄성 문제를 다루었습니다. 1981년에는 『그리스도인의 선언』을 펴내 그리스도인이 사회 속에서 침묵하지 말아야 한다고 촉구했습니다. 그는 1984년 5월 세상을 떠날 때까지 약 6년 동안 질병 속에서도 진리를 말했습니다.</w:t>
+        <w:t xml:space="preserve">이 무렵 그는 훗날 미국 공중보건국장이 된 에버렛 쿱 박사와 함께 『인류는 어떻게 될 것인가?』라는 책과 영상 시리즈를 1979년에 내놓아 낙태와 안락사 등 생명의 존엄성 문제를 다루었습니다. 1981년에는 『그리스도인의 선언』을 펴내 그리스도인이 사회 속에서 침묵하지 말아야 한다고 촉구했습니다. 그는 1984년 5월 세상을 떠날 때까지 약 6년 동안 질병 속에서도 진리를 말했습니다.</w:t>
       </w:r>
     </w:p>
     <w:p>
